--- a/software_1_esencial/salida/Gabinete_Informatica_Software_1er_Curso_SOLUCIONARIO_DOCENTE_ESENCIAL_COMERCIAL_2026.docx
+++ b/software_1_esencial/salida/Gabinete_Informatica_Software_1er_Curso_SOLUCIONARIO_DOCENTE_ESENCIAL_COMERCIAL_2026.docx
@@ -6876,7 +6876,7 @@
           <w:sz w:val="19"/>
           <w:lang w:val="es-PY"/>
         </w:rPr>
-        <w:t>12. 78÷2=39 r0; 39÷2=19 r1; 19÷2=9 r1; 9÷2=4 r1; 4÷2=2 r0; 2÷2=1 r0; 1÷2=0 r1 → 1001110₂. Verificación: 64+8+4+2 = 78 ✓.</w:t>
+        <w:t>12. 78÷2=39 r0; 39÷2=19 r1; 19÷2=9 r1; 9÷2=4 r1; 4÷2=2 r0; 2÷2=1 r0; 1÷2=0 r1 → 1001110₂. Verificación: 64+8+4+2 = 78.</w:t>
       </w:r>
     </w:p>
     <w:p>
@@ -7150,22 +7150,22 @@
           <w:sz w:val="19"/>
           <w:lang w:val="es-PY"/>
         </w:rPr>
-        <w:t xml:space="preserve">11. Etapa 1: 34₅ = 3×5+4 = 19₁₀. Etapa 2: 19÷3=6 r1; 6÷3=2 r0; 2÷3=0 r2 → 201₃. Verificación: 2×9+0×3+1 = 19 ✓.</w:t>
-      </w:r>
-    </w:p>
-    <w:p>
-      <w:pPr>
-        <w:spacing w:after="30"/>
-        <w:rPr>
-          <w:lang w:val="es-PY"/>
-        </w:rPr>
-      </w:pPr>
-      <w:r>
-        <w:rPr>
-          <w:sz w:val="19"/>
-          <w:lang w:val="es-PY"/>
-        </w:rPr>
-        <w:t>12. 1011100₂ → octal: 001 011 100 → 134₈; hexadecimal: 0101 1100 → 5C₁₆. Verificación: 134₈ = 64+24+4 = 92 ✓; 5C₁₆ = 80+12 = 92 ✓.</w:t>
+        <w:t xml:space="preserve">11. Etapa 1: 34₅ = 3×5+4 = 19₁₀. Etapa 2: 19÷3=6 r1; 6÷3=2 r0; 2÷3=0 r2 → 201₃. Verificación: 2×9+0×3+1 = 19.</w:t>
+      </w:r>
+    </w:p>
+    <w:p>
+      <w:pPr>
+        <w:spacing w:after="30"/>
+        <w:rPr>
+          <w:lang w:val="es-PY"/>
+        </w:rPr>
+      </w:pPr>
+      <w:r>
+        <w:rPr>
+          <w:sz w:val="19"/>
+          <w:lang w:val="es-PY"/>
+        </w:rPr>
+        <w:t>12. 1011100₂ → octal: 001 011 100 → 134₈; hexadecimal: 0101 1100 → 5C₁₆. Verificación: 134₈ = 64+24+4 = 92; 5C₁₆ = 80+12 = 92.</w:t>
       </w:r>
     </w:p>
     <w:p>
@@ -7439,22 +7439,22 @@
           <w:sz w:val="19"/>
           <w:lang w:val="es-PY"/>
         </w:rPr>
-        <w:t xml:space="preserve">11. Entera: 6₁₀ = 110₂. Fraccionaria: 0,375×2=0,75→0; 0,75×2=1,5→1; 0,5×2=1,0→1 → 0,011₂. Resultado: 110,011₂. Verificación: 4+2+0,25+0,125 = 6,375 ✓.</w:t>
-      </w:r>
-    </w:p>
-    <w:p>
-      <w:pPr>
-        <w:spacing w:after="30"/>
-        <w:rPr>
-          <w:lang w:val="es-PY"/>
-        </w:rPr>
-      </w:pPr>
-      <w:r>
-        <w:rPr>
-          <w:sz w:val="19"/>
-          <w:lang w:val="es-PY"/>
-        </w:rPr>
-        <w:t xml:space="preserve">12. 0,40625×2=0,8125→0; 0,8125×2=1,625→1; 0,625×2=1,25→1; 0,25×2=0,5→0; 0,5×2=1→1 → 0,01101₂. Octal: 011 010 → 0,32₈. Verificación: 3/8 + 2/64 = 0,40625 ✓.</w:t>
+        <w:t xml:space="preserve">11. Entera: 6₁₀ = 110₂. Fraccionaria: 0,375×2=0,75→0; 0,75×2=1,5→1; 0,5×2=1,0→1 → 0,011₂. Resultado: 110,011₂. Verificación: 4+2+0,25+0,125 = 6,375.</w:t>
+      </w:r>
+    </w:p>
+    <w:p>
+      <w:pPr>
+        <w:spacing w:after="30"/>
+        <w:rPr>
+          <w:lang w:val="es-PY"/>
+        </w:rPr>
+      </w:pPr>
+      <w:r>
+        <w:rPr>
+          <w:sz w:val="19"/>
+          <w:lang w:val="es-PY"/>
+        </w:rPr>
+        <w:t xml:space="preserve">12. 0,40625×2=0,8125→0; 0,8125×2=1,625→1; 0,625×2=1,25→1; 0,25×2=0,5→0; 0,5×2=1→1 → 0,01101₂. Octal: 011 010 → 0,32₈. Verificación: 3/8 + 2/64 = 0,40625.</w:t>
       </w:r>
     </w:p>
     <w:p>
@@ -7728,22 +7728,22 @@
           <w:sz w:val="19"/>
           <w:lang w:val="es-PY"/>
         </w:rPr>
-        <w:t xml:space="preserve">11. 10111+1101 = 100100 (23+13=36 ✓). 10100−1011 = 1001 (20−11=9 ✓).</w:t>
-      </w:r>
-    </w:p>
-    <w:p>
-      <w:pPr>
-        <w:spacing w:after="30"/>
-        <w:rPr>
-          <w:lang w:val="es-PY"/>
-        </w:rPr>
-      </w:pPr>
-      <w:r>
-        <w:rPr>
-          <w:sz w:val="19"/>
-          <w:lang w:val="es-PY"/>
-        </w:rPr>
-        <w:t xml:space="preserve">12. Suma: 1110+1010 = 11000 (14+10=24 teclados ✓). Diferencia: 1110−1010 = 100 (14−10=4 teclados ✓).</w:t>
+        <w:t xml:space="preserve">11. 10111+1101 = 100100 (23+13=36). 10100−1011 = 1001 (20−11=9).</w:t>
+      </w:r>
+    </w:p>
+    <w:p>
+      <w:pPr>
+        <w:spacing w:after="30"/>
+        <w:rPr>
+          <w:lang w:val="es-PY"/>
+        </w:rPr>
+      </w:pPr>
+      <w:r>
+        <w:rPr>
+          <w:sz w:val="19"/>
+          <w:lang w:val="es-PY"/>
+        </w:rPr>
+        <w:t xml:space="preserve">12. Suma: 1110+1010 = 11000 (14+10=24 teclados). Diferencia: 1110−1010 = 100 (14−10=4 teclados).</w:t>
       </w:r>
     </w:p>
     <w:p>
@@ -8089,7 +8089,7 @@
           <w:sz w:val="19"/>
           <w:lang w:val="es-PY"/>
         </w:rPr>
-        <w:t xml:space="preserve">2. a) 111001₂ = 32+16+8+1 = 57. b) 0,15625×2=0,3125→0; 0,3125×2=0,625→0; 0,625×2=1,25→1; 0,25×2=0,5→0; 0,5×2=1→1 → 0,00101₂. c) 132₄ = 1×16+3×4+2 = 30₁₀; 30÷6=5 r0; 5÷6=0 r5 → 50₆. Verificación: 5×6+0 = 30 ✓.</w:t>
+        <w:t xml:space="preserve">2. a) 111001₂ = 32+16+8+1 = 57. b) 0,15625×2=0,3125→0; 0,3125×2=0,625→0; 0,625×2=1,25→1; 0,25×2=0,5→0; 0,5×2=1→1 → 0,00101₂. c) 132₄ = 1×16+3×4+2 = 30₁₀; 30÷6=5 r0; 5÷6=0 r5 → 50₆. Verificación: 5×6+0 = 30.</w:t>
       </w:r>
     </w:p>
     <w:p>
@@ -8104,7 +8104,7 @@
           <w:sz w:val="19"/>
           <w:lang w:val="es-PY"/>
         </w:rPr>
-        <w:t xml:space="preserve">3. a) 11001 (14+11=25 ✓). b) 1111 (21−6=15 ✓). c) 100011 (7×5=35 ✓). d) 1000 (24÷3=8 ✓).</w:t>
+        <w:t xml:space="preserve">3. a) 11001 (14+11=25). b) 1111 (21−6=15). c) 100011 (7×5=35). d) 1000 (24÷3=8).</w:t>
       </w:r>
     </w:p>
     <w:p>
@@ -8134,7 +8134,7 @@
           <w:sz w:val="19"/>
           <w:lang w:val="es-PY"/>
         </w:rPr>
-        <w:t xml:space="preserve">5. Octal: 001 110 101 → 165₈ (64+48+5 = 117 ✓). Hexadecimal: 0111 0101 → 75₁₆ (112+5 = 117 ✓).</w:t>
+        <w:t xml:space="preserve">5. Octal: 001 110 101 → 165₈ (64+48+5 = 117). Hexadecimal: 0111 0101 → 75₁₆ (112+5 = 117).</w:t>
       </w:r>
     </w:p>
     <w:p>
@@ -8210,7 +8210,7 @@
           <w:sz w:val="19"/>
           <w:lang w:val="es-PY"/>
         </w:rPr>
-        <w:t xml:space="preserve">4. a) 101001 (27+14=41 ✓). b) 10001 (26−9=17 ✓). c) 11010 (13×2=26 ✓). d) 11 (21÷7=3 ✓).</w:t>
+        <w:t xml:space="preserve">4. a) 101001 (27+14=41). b) 10001 (26−9=17). c) 11010 (13×2=26). d) 11 (21÷7=3).</w:t>
       </w:r>
     </w:p>
     <w:p>
